--- a/download/Service_Price_List_English.docx
+++ b/download/Service_Price_List_English.docx
@@ -33,7 +33,7 @@
           <w:sz w:val="20"/>
           <w:szCs w:val="20"/>
         </w:rPr>
-        <w:t xml:space="preserve">Professional Data Analysis  |  Excel Reports  |  POS Systems  |  CV Writing</w:t>
+        <w:t xml:space="preserve">Professional Data Analysis  |  Excel Reports  |  POS Systems  |  CV &amp; Digital Cards</w:t>
       </w:r>
     </w:p>
     <w:p>
@@ -2395,7 +2395,7 @@
           <w:sz w:val="26"/>
           <w:szCs w:val="26"/>
         </w:rPr>
-        <w:t xml:space="preserve">CV &amp; RESUME WRITING</w:t>
+        <w:t xml:space="preserve">CV, RESUME &amp; DIGITAL CARDS</w:t>
       </w:r>
     </w:p>
     <w:p>
@@ -2409,7 +2409,7 @@
           <w:sz w:val="19"/>
           <w:szCs w:val="19"/>
         </w:rPr>
-        <w:t xml:space="preserve">Stand out from the crowd with a professionally designed CV. ATS-friendly formatting, impactful language, and tailored to your target role.</w:t>
+        <w:t xml:space="preserve">Stand out from the crowd with a professionally designed CV, or go further with your own digital resume website. Share a link instead of a file — one tap and employers reach you.</w:t>
       </w:r>
     </w:p>
     <w:tbl>
@@ -2668,7 +2668,7 @@
                 <w:sz w:val="20"/>
                 <w:szCs w:val="20"/>
               </w:rPr>
-              <w:t xml:space="preserve">CV + LinkedIn Profile</w:t>
+              <w:t xml:space="preserve">Digital Resume Card (Website)</w:t>
             </w:r>
           </w:p>
         </w:tc>
@@ -2700,7 +2700,7 @@
                 <w:sz w:val="20"/>
                 <w:szCs w:val="20"/>
               </w:rPr>
-              <w:t xml:space="preserve">Professional CV + LinkedIn profile optimization for job hunting</w:t>
+              <w:t xml:space="preserve">Your own personal website as an interactive resume + shareable link + mobile-friendly + one-tap contact</w:t>
             </w:r>
           </w:p>
         </w:tc>
@@ -2729,7 +2729,7 @@
                 <w:sz w:val="18"/>
                 <w:szCs w:val="18"/>
               </w:rPr>
-              <w:t xml:space="preserve">AED 200</w:t>
+              <w:t xml:space="preserve">AED 300</w:t>
             </w:r>
           </w:p>
           <w:p>
@@ -2745,7 +2745,7 @@
                 <w:sz w:val="22"/>
                 <w:szCs w:val="22"/>
               </w:rPr>
-              <w:t xml:space="preserve">AED 100</w:t>
+              <w:t xml:space="preserve">AED 150</w:t>
             </w:r>
           </w:p>
         </w:tc>
@@ -3413,7 +3413,7 @@
           <w:sz w:val="20"/>
           <w:szCs w:val="20"/>
         </w:rPr>
-        <w:t xml:space="preserve">I build your custom report, POS system, or CV within the agreed timeframe.</w:t>
+        <w:t xml:space="preserve">I build your custom report, POS system, CV, or digital card within the agreed timeframe.</w:t>
       </w:r>
     </w:p>
     <w:p>
